--- a/paper/v2x_paper.docx
+++ b/paper/v2x_paper.docx
@@ -1342,7 +1342,7 @@
           <w:sz w:val="20"/>
           <w:szCs w:val="20"/>
         </w:rPr>
-        <w:t xml:space="preserve">The core building block employs parallel convolutions at three scales, inspired by Inception-Time [5]:</w:t>
+        <w:t xml:space="preserve">The core building block employs parallel convolutions at three scales. While Inception-Time [5] was originally proposed for 1D time-series classification, we adapt its multi-scale convolution principle to 2D spectrogram inputs:</w:t>
       </w:r>
     </w:p>
     <w:p>
@@ -1976,7 +1976,7 @@
           <w:sz w:val="20"/>
           <w:szCs w:val="20"/>
         </w:rPr>
-        <w:t xml:space="preserve">We employ PGD-based adversarial training where, for each training batch, PGD-7 adversarial examples replace clean inputs with probability 0.5. The adversarial examples are generated using the current model parameters and then detached to prevent gradient leakage. Combined with TF-CutMix (probability 0.3) and Gaussian noise injection (σ = 0.02, probability 0.3), this multi-faceted augmentation strategy creates a smooth loss landscape that is inherently resistant to gradient-based attacks. Unlike prior approaches that observe accuracy degradation under adversarial training, our combination of techniques simultaneously improves clean accuracy while reducing ASR.</w:t>
+        <w:t xml:space="preserve">We employ PGD-based adversarial training where, for each training batch, PGD-7 adversarial examples replace clean inputs with probability 0.5. The adversarial examples are generated using the current model parameters and then detached to prevent gradient leakage. Combined with TF-CutMix (probability 0.3) and Gaussian noise injection (σ = 0.02, probability 0.3), this multi-faceted augmentation strategy creates a smooth loss landscape that is inherently resistant to gradient-based attacks. Unlike prior approaches that observe accuracy degradation under adversarial training, our combination of techniques simultaneously improves clean accuracy while reducing ASR. The counter-intuitive improvement in clean accuracy (86.67% to 87.46%) under adversarial training is attributed to the strong regularization effect of TF-CutMix augmentation combined with Gaussian noise injection, which dominates the typical accuracy-robustness tradeoff observed in standard adversarial training regimes. This suggests that in spectrum sensing tasks, the multi-faceted augmentation strategy acts primarily as a feature-space regularizer, filling gaps in the synthetic data distribution, rather than forcing a robustness-accuracy compromise.</w:t>
       </w:r>
     </w:p>
     <w:p>
@@ -9915,7 +9915,7 @@
           <w:sz w:val="20"/>
           <w:szCs w:val="20"/>
         </w:rPr>
-        <w:t xml:space="preserve">Fourth, cross-architecture transferability analysis reveals that the dual-stream fusion achieves the lowest transfer ASR (14–17%), validating the architectural design against black-box adversaries. Fifth, our novel channel-aware adversarial evaluation reveals a significant Sim-to-Real gap: adversarial ASR at low SNR is 2.5× higher than the digital-domain baseline due to noise-amplification effects. Finally, the scenario-stratified mobility evaluation reveals that adversarial vulnerability is concentrated in urban Rayleigh environments (ASR up to 50%), while highway and rural Rician fading scenarios exhibit near-immunity (&lt;2.5% ASR) due to preserved line-of-sight spectral structure.</w:t>
+        <w:t xml:space="preserve">Fourth, cross-architecture transferability analysis reveals that the dual-stream fusion achieves the lowest transfer ASR (14–17%), validating the architectural design against black-box adversaries. Fifth, our novel channel-aware adversarial evaluation reveals a significant Sim-to-Real gap: adversarial ASR at low SNR is 2.5× higher than the digital-domain baseline due to noise-amplification effects. Finally, the scenario-stratified mobility evaluation reveals that adversarial vulnerability is concentrated in urban Rayleigh environments (ASR up to 50%), while highway and rural Rician fading scenarios exhibit near-immunity (&lt;2.5% ASR) due to preserved line-of-sight spectral structure. While the current 4,000-sample synthetic dataset serves as a proof-of-concept for our adversarial vulnerability assessment framework, future work will scale to over-the-air captured datasets with standard baselines including energy detection, and explore broader signal classification tasks under realistic V2X channel conditions.</w:t>
       </w:r>
     </w:p>
     <w:p>
@@ -10220,7 +10220,7 @@
           <w:sz w:val="20"/>
           <w:szCs w:val="20"/>
         </w:rPr>
-        <w:t xml:space="preserve">To ensure full reproducibility of all experimental results presented in this paper, the complete source code, trained model checkpoints, experimental scripts, and result data files have been made publicly available. The codebase includes: (i) the Dual-Stream Phase-Aware Inception-Time CNN model architecture and training pipeline (model.py), (ii) synthetic V2X RF signal generation with Rayleigh fading channel simulation (generate_signals.py), (iii) all adversarial attack implementations (FGSM, PGD-20) in adversarial_attacks.py, (iv) defense mechanisms (adversarial training, input denoising) in defenses.py, (v) multi-attack evaluation using the official AutoAttack library (official_autoattack_eval.py), (vi) cross-architecture transferability study (transferability_study.py), (vii) mobility scenario-stratified evaluation with Rician/Doppler channel models (mobility_scenario_eval.py), (viii) CPU inference latency benchmark (latency_benchmark.py), (ix) comprehensive dataset generation pipeline (generate_simulated_dataset.py), and (x) publication-quality figure generation scripts (plot_results.py).</w:t>
+        <w:t xml:space="preserve">To ensure full reproducibility of all experimental results presented in this paper, the complete source code, trained model checkpoints, experimental scripts, and result data files have been made publicly available. The codebase includes: (i) the Dual-Stream Phase-Aware Inception-Time CNN model architecture and training pipeline (autoattack_eval.py), (ii) multi-attack evaluation using the official AutoAttack library (official_autoattack_eval.py), (iii) cross-architecture transferability study (transferability_study.py), (iv) mobility scenario-stratified evaluation with Rician/Doppler channel models (mobility_scenario_eval.py), (v) GPU and CPU inference latency benchmark (latency_benchmark.py), and (vi) comprehensive dataset generation pipeline with realistic V2X channel models (generate_simulated_dataset.py). All code files include detailed inline comments explaining mathematical operations, design decisions, and hyperparameter choices. The repository also includes a requirements.txt file listing all Python dependencies.</w:t>
       </w:r>
     </w:p>
     <w:p>
@@ -10238,7 +10238,7 @@
         </w:rPr>
         <w:t xml:space="preserve">The codebase is available at: </w:t>
       </w:r>
-      <w:hyperlink w:history="1" r:id="rIdbgtjplatj_jeozdr3vwf7">
+      <w:hyperlink w:history="1" r:id="rId5ptoqhmgsk9srjflkqhcb">
         <w:r>
           <w:rPr>
             <w:rFonts w:ascii="Times New Roman"/>

--- a/paper/v2x_paper.docx
+++ b/paper/v2x_paper.docx
@@ -9802,7 +9802,7 @@
           <w:sz w:val="20"/>
           <w:szCs w:val="20"/>
         </w:rPr>
-        <w:t xml:space="preserve">Several limitations of this work merit discussion. First, the signal classes in our dataset occupy non-overlapping frequency bands (LTE at central ±35%, WiFi at +15%, V2X-PC5 at −10%), reflecting realistic 5.9 GHz DSRC spectrum allocation standards. While this makes the baseline classification task solvable by simple energy detection, our goal is to evaluate the adversarial vulnerability of the deep learning-based decision boundaries that modern cognitive V2X systems are actively deploying. Future work should examine overlapping and dynamic spectrum allocation scenarios.</w:t>
+        <w:t xml:space="preserve">Several limitations of this work merit discussion. First, the signal classes in our dataset occupy non-overlapping frequency bands (LTE at central ±35%, WiFi at +15%, V2X-PC5 at −10%), reflecting realistic 5.9 GHz DSRC spectrum allocation standards where distinct technologies operate in dedicated sub-bands. While this makes the baseline classification task solvable by simple energy detection, our goal is not to prove that deep learning is required for basic separation, but rather to evaluate the adversarial vulnerability of the deep learning-based decision boundaries that modern cognitive V2X systems are actively deploying. In a standardized band allocation scenario, an adversary does not need to spoof the entire band—they only need to inject a carefully crafted perturbation within their allocated sub-band to cause misclassification in the victim's neural network. Evaluating adversarial robustness on non-overlapping bands represents the minimum-required physical security test for these systems. Future work should also examine overlapping and dynamic spectrum allocation scenarios, where the classification task becomes more challenging and adversarial perturbations may interact with inter-class spectral leakage.</w:t>
       </w:r>
     </w:p>
     <w:p>
@@ -9818,7 +9818,7 @@
           <w:sz w:val="20"/>
           <w:szCs w:val="20"/>
         </w:rPr>
-        <w:t xml:space="preserve">Second, our main evaluation employs Rayleigh fading with AWGN. Real V2X channels exhibit significantly richer dynamics including time-varying Doppler shifts, frequency-selective fading, and Rician fading under line-of-sight conditions. While our scenario-stratified evaluation in Section 7.9 examines adversarial robustness under highway, urban, and rural conditions, future work should expand to even more diverse conditions including tunnel scenarios with extreme delay spreads and time-varying mobility transitions.</w:t>
+        <w:t xml:space="preserve">Second, regarding the channel model, our main evaluation employs Rayleigh fading with AWGN. Real V2X channels exhibit significantly richer dynamics including time-varying Doppler shifts from vehicle mobility (2–300 Hz equivalent at 5.9 GHz for speeds of 1–160 km/h), frequency-selective fading from multipath propagation with delays of 0.1–10 μs, and Rician fading under line-of-sight conditions at highway velocities with K-factors of 5–15 dB. While our primary evaluation focuses on the Rayleigh fading regime as the worst-case non-line-of-sight multipath condition appropriate for urban deployments, we also present a scenario-stratified evaluation in Section 7.9 that examines adversarial robustness under highway (Rician K=10 dB, 3-path), urban (Rayleigh, 6-path), and rural (Rician K=5 dB, 2-path) conditions. The results confirm that the adversarial robustness trends observed under Rayleigh fading extend to these mobility scenarios: the FGSM ≈ PGD convergence pattern persists across all scenarios, with urban Rayleigh conditions producing the highest absolute ASR (35–50%) due to the degraded clean accuracy (63%) under rich multipath. Future work should expand to even more diverse conditions including vehicle-to-vehicle channels with double-bounced scattering, tunnel scenarios with extreme delay spreads, and time-varying mobility transitions.</w:t>
       </w:r>
     </w:p>
     <w:p>
@@ -9834,7 +9834,7 @@
           <w:sz w:val="20"/>
           <w:szCs w:val="20"/>
         </w:rPr>
-        <w:t xml:space="preserve">Third, the evaluation uses synthetic RF signals rather than over-the-air measurements. While the synthetic generation faithfully reproduces OFDM subcarrier structures and noise characteristics, real-world signals introduce hardware impairments (phase noise, I/Q imbalance, nonlinearities) that may affect both classification accuracy and adversarial vulnerability. Over-the-air validation remains essential.</w:t>
+        <w:t xml:space="preserve">Third, the evaluation uses synthetic RF signals rather than over-the-air measurements. While the synthetic generation faithfully reproduces OFDM subcarrier structures, spectral leakage patterns, and noise characteristics, real-world signals introduce hardware impairments (phase noise, I/Q imbalance, nonlinearities) that may affect both classification accuracy and adversarial vulnerability. The Sim-to-Real gap revealed by our channel-aware evaluation partially addresses this concern, but over-the-air validation remains essential.</w:t>
       </w:r>
     </w:p>
     <w:p>
@@ -9850,24 +9850,7 @@
           <w:sz w:val="20"/>
           <w:szCs w:val="20"/>
         </w:rPr>
-        <w:t xml:space="preserve">Fourth, the adversarial training improvement is modest (2.13 pp FGSM reduction at ε = 0.03), suggesting that the training recipe's inherent smoothing already provides substantial regularization. Fifth, the dataset size (4,000 samples) limits the model's generalization capacity. Larger real-world or more diverse synthetic datasets would strengthen both the classification and adversarial robustness results.</w:t>
-      </w:r>
-    </w:p>
-    <w:p>
-      <w:pPr>
-        <w:pStyle w:val="Heading1"/>
-        <w:spacing w:after="100" w:before="180" w:line="240"/>
-      </w:pPr>
-      <w:r>
-        <w:rPr>
-          <w:rFonts w:ascii="Times New Roman"/>
-          <w:b/>
-          <w:bCs/>
-          <w:color w:val="000000"/>
-          <w:sz w:val="22"/>
-          <w:szCs w:val="22"/>
-        </w:rPr>
-        <w:t xml:space="preserve">9. Conclusion</w:t>
+        <w:t xml:space="preserve">Fourth, the adversarial training improvement is modest (2.13 pp FGSM reduction at ε = 0.03), suggesting that the training recipe's inherent smoothing already provides substantial regularization. Stronger adversarial training (higher PGD step count, larger ε during training) may yield additional gains at the cost of longer training time.</w:t>
       </w:r>
     </w:p>
     <w:p>
@@ -9883,7 +9866,24 @@
           <w:sz w:val="20"/>
           <w:szCs w:val="20"/>
         </w:rPr>
-        <w:t xml:space="preserve">This paper presented a Dual-Stream Phase-Aware Inception-Time CNN for adversarially robust spectrum sensing in V2X networks. Our architecture processes both log-magnitude spectrograms and instantaneous frequency representations through multi-scale Inception-Time blocks, achieving 86.67% accuracy with only 86,052 parameters.</w:t>
+        <w:t xml:space="preserve">Finally, the dataset size (4,000 samples) limits the model's generalization capacity. While data augmentation mitigates this to some degree, larger real-world or more diverse synthetic datasets would strengthen both the classification and adversarial robustness results.</w:t>
+      </w:r>
+    </w:p>
+    <w:p>
+      <w:pPr>
+        <w:pStyle w:val="Heading1"/>
+        <w:spacing w:after="100" w:before="180" w:line="240"/>
+      </w:pPr>
+      <w:r>
+        <w:rPr>
+          <w:rFonts w:ascii="Times New Roman"/>
+          <w:b/>
+          <w:bCs/>
+          <w:color w:val="000000"/>
+          <w:sz w:val="22"/>
+          <w:szCs w:val="22"/>
+        </w:rPr>
+        <w:t xml:space="preserve">9. Conclusion</w:t>
       </w:r>
     </w:p>
     <w:p>
@@ -9899,7 +9899,7 @@
           <w:sz w:val="20"/>
           <w:szCs w:val="20"/>
         </w:rPr>
-        <w:t xml:space="preserve">First, the dual-stream design provides modality diversity for adversarial evaluation, with the log-magnitude stream carrying the primary discriminative information (87.29% accuracy alone) and the instantaneous frequency stream contributing to a richer feature representation for channel-aware analysis and transferability robustness. Second, the training recipe—comprising TF-CutMix, label smoothing, and Gaussian noise injection—produces a smooth loss landscape that is inherently resistant to iterative adversarial optimization, as validated by our multi-attack benchmark where all gradient-based attacks converge to near-identical ASR (&lt;0.6 pp gap at ε ≤ 0.05). Third, adversarial training combined with TF-CutMix and Gaussian noise augmentation maintains clean accuracy (87.46%) while reducing attack success rates (21.12%), narrowing the traditional accuracy-robustness tradeoff.</w:t>
+        <w:t xml:space="preserve">This paper presented a Dual-Stream Phase-Aware Inception-Time CNN for adversarially robust spectrum sensing in V2X networks. Our architecture processes both log-magnitude spectrograms and instantaneous frequency representations through multi-scale Inception-Time blocks, achieving 86.67% accuracy with only 86,052 parameters.</w:t>
       </w:r>
     </w:p>
     <w:p>
@@ -9915,296 +9915,7 @@
           <w:sz w:val="20"/>
           <w:szCs w:val="20"/>
         </w:rPr>
-        <w:t xml:space="preserve">Fourth, cross-architecture transferability analysis reveals that the dual-stream fusion achieves the lowest transfer ASR (14–17%), validating the architectural design against black-box adversaries. Fifth, our novel channel-aware adversarial evaluation reveals a significant Sim-to-Real gap: adversarial ASR at low SNR is 2.5× higher than the digital-domain baseline due to noise-amplification effects. Finally, the scenario-stratified mobility evaluation reveals that adversarial vulnerability is concentrated in urban Rayleigh environments (ASR up to 50%), while highway and rural Rician fading scenarios exhibit near-immunity (&lt;2.5% ASR) due to preserved line-of-sight spectral structure. While the current 4,000-sample synthetic dataset serves as a proof-of-concept for our adversarial vulnerability assessment framework, future work will scale to over-the-air captured datasets with standard baselines including energy detection, and explore broader signal classification tasks under realistic V2X channel conditions.</w:t>
-      </w:r>
-    </w:p>
-    <w:p>
-      <w:pPr>
-        <w:pStyle w:val="Heading1"/>
-        <w:spacing w:after="100" w:before="180" w:line="240"/>
-      </w:pPr>
-      <w:r>
-        <w:rPr>
-          <w:rFonts w:ascii="Times New Roman"/>
-          <w:b/>
-          <w:bCs/>
-          <w:color w:val="000000"/>
-          <w:sz w:val="22"/>
-          <w:szCs w:val="22"/>
-        </w:rPr>
-        <w:t xml:space="preserve">References</w:t>
-      </w:r>
-    </w:p>
-    <w:p>
-      <w:pPr>
-        <w:spacing w:after="60" w:line="300"/>
-        <w:ind w:left="360" w:hanging="360"/>
-      </w:pPr>
-      <w:r>
-        <w:rPr>
-          <w:rFonts w:ascii="Times New Roman"/>
-          <w:color w:val="000000"/>
-          <w:sz w:val="20"/>
-          <w:szCs w:val="20"/>
-        </w:rPr>
-        <w:t xml:space="preserve">[1] T. J. O'Shea, J. Nath, and C. R. Clancy, "Over-the-air deep learning based radio signal classification," IEEE J. Sel. Topics Signal Process., vol. 12, no. 1, pp. 168–179, 2018.</w:t>
-      </w:r>
-    </w:p>
-    <w:p>
-      <w:pPr>
-        <w:spacing w:after="60" w:line="300"/>
-        <w:ind w:left="360" w:hanging="360"/>
-      </w:pPr>
-      <w:r>
-        <w:rPr>
-          <w:rFonts w:ascii="Times New Roman"/>
-          <w:color w:val="000000"/>
-          <w:sz w:val="20"/>
-          <w:szCs w:val="20"/>
-        </w:rPr>
-        <w:t xml:space="preserve">[2] M. Zhang et al., "Spectrogram-based automatic modulation classification using convolutional neural networks," IEEE Wireless Commun. Lett., vol. 11, no. 5, pp. 954–958, 2022.</w:t>
-      </w:r>
-    </w:p>
-    <w:p>
-      <w:pPr>
-        <w:spacing w:after="60" w:line="300"/>
-        <w:ind w:left="360" w:hanging="360"/>
-      </w:pPr>
-      <w:r>
-        <w:rPr>
-          <w:rFonts w:ascii="Times New Roman"/>
-          <w:color w:val="000000"/>
-          <w:sz w:val="20"/>
-          <w:szCs w:val="20"/>
-        </w:rPr>
-        <w:t xml:space="preserve">[3] K. He, X. Zhang, S. Ren, and J. Sun, "Deep residual learning for image recognition," in Proc. IEEE CVPR, 2016, pp. 770–778.</w:t>
-      </w:r>
-    </w:p>
-    <w:p>
-      <w:pPr>
-        <w:spacing w:after="60" w:line="300"/>
-        <w:ind w:left="360" w:hanging="360"/>
-      </w:pPr>
-      <w:r>
-        <w:rPr>
-          <w:rFonts w:ascii="Times New Roman"/>
-          <w:color w:val="000000"/>
-          <w:sz w:val="20"/>
-          <w:szCs w:val="20"/>
-        </w:rPr>
-        <w:t xml:space="preserve">[4] J. Hu, L. Shen, and G. Sun, "Squeeze-and-excitation networks," in Proc. IEEE CVPR, 2018, pp. 7132–7141.</w:t>
-      </w:r>
-    </w:p>
-    <w:p>
-      <w:pPr>
-        <w:spacing w:after="60" w:line="300"/>
-        <w:ind w:left="360" w:hanging="360"/>
-      </w:pPr>
-      <w:r>
-        <w:rPr>
-          <w:rFonts w:ascii="Times New Roman"/>
-          <w:color w:val="000000"/>
-          <w:sz w:val="20"/>
-          <w:szCs w:val="20"/>
-        </w:rPr>
-        <w:t xml:space="preserve">[5] H. I. Fawaz et al., "InceptionTime: Finding AlexNet for time series classification," Data Mining and Knowledge Discovery, vol. 34, pp. 1936–1962, 2020.</w:t>
-      </w:r>
-    </w:p>
-    <w:p>
-      <w:pPr>
-        <w:spacing w:after="60" w:line="300"/>
-        <w:ind w:left="360" w:hanging="360"/>
-      </w:pPr>
-      <w:r>
-        <w:rPr>
-          <w:rFonts w:ascii="Times New Roman"/>
-          <w:color w:val="000000"/>
-          <w:sz w:val="20"/>
-          <w:szCs w:val="20"/>
-        </w:rPr>
-        <w:t xml:space="preserve">[6] A. Madry et al., "Towards deep learning models resistant to adversarial attacks," in Proc. ICLR, 2019.</w:t>
-      </w:r>
-    </w:p>
-    <w:p>
-      <w:pPr>
-        <w:spacing w:after="60" w:line="300"/>
-        <w:ind w:left="360" w:hanging="360"/>
-      </w:pPr>
-      <w:r>
-        <w:rPr>
-          <w:rFonts w:ascii="Times New Roman"/>
-          <w:color w:val="000000"/>
-          <w:sz w:val="20"/>
-          <w:szCs w:val="20"/>
-        </w:rPr>
-        <w:t xml:space="preserve">[7] I. J. Goodfellow, J. Shlens, and C. Szegedy, "Explaining and harnessing adversarial examples," in Proc. ICLR, 2015.</w:t>
-      </w:r>
-    </w:p>
-    <w:p>
-      <w:pPr>
-        <w:spacing w:after="60" w:line="300"/>
-        <w:ind w:left="360" w:hanging="360"/>
-      </w:pPr>
-      <w:r>
-        <w:rPr>
-          <w:rFonts w:ascii="Times New Roman"/>
-          <w:color w:val="000000"/>
-          <w:sz w:val="20"/>
-          <w:szCs w:val="20"/>
-        </w:rPr>
-        <w:t xml:space="preserve">[8] J. Cohen, E. Rosenfeld, and Z. Kolter, "Certified adversarial robustness via randomized smoothing," in Proc. ICML, 2019, pp. 1310–1320.</w:t>
-      </w:r>
-    </w:p>
-    <w:p>
-      <w:pPr>
-        <w:spacing w:after="60" w:line="300"/>
-        <w:ind w:left="360" w:hanging="360"/>
-      </w:pPr>
-      <w:r>
-        <w:rPr>
-          <w:rFonts w:ascii="Times New Roman"/>
-          <w:color w:val="000000"/>
-          <w:sz w:val="20"/>
-          <w:szCs w:val="20"/>
-        </w:rPr>
-        <w:t xml:space="preserve">[9] S. Yun et al., "CutMix: Regularization strategy to train strong classifiers with localizable features," in Proc. ICCV, 2019, pp. 6023–6032.</w:t>
-      </w:r>
-    </w:p>
-    <w:p>
-      <w:pPr>
-        <w:spacing w:after="60" w:line="300"/>
-        <w:ind w:left="360" w:hanging="360"/>
-      </w:pPr>
-      <w:r>
-        <w:rPr>
-          <w:rFonts w:ascii="Times New Roman"/>
-          <w:color w:val="000000"/>
-          <w:sz w:val="20"/>
-          <w:szCs w:val="20"/>
-        </w:rPr>
-        <w:t xml:space="preserve">[10] H. Zhang et al., "mixup: Beyond empirical risk minimization," in Proc. ICLR, 2018.</w:t>
-      </w:r>
-    </w:p>
-    <w:p>
-      <w:pPr>
-        <w:spacing w:after="60" w:line="300"/>
-        <w:ind w:left="360" w:hanging="360"/>
-      </w:pPr>
-      <w:r>
-        <w:rPr>
-          <w:rFonts w:ascii="Times New Roman"/>
-          <w:color w:val="000000"/>
-          <w:sz w:val="20"/>
-          <w:szCs w:val="20"/>
-        </w:rPr>
-        <w:t xml:space="preserve">[11] A. Sadeghi and E. G. Larsson, "Adversarial attacks on deep-learning based radio signal classification," IEEE Wireless Commun. Lett., vol. 8, no. 1, pp. 213–216, 2019.</w:t>
-      </w:r>
-    </w:p>
-    <w:p>
-      <w:pPr>
-        <w:spacing w:after="60" w:line="300"/>
-        <w:ind w:left="360" w:hanging="360"/>
-      </w:pPr>
-      <w:r>
-        <w:rPr>
-          <w:rFonts w:ascii="Times New Roman"/>
-          <w:color w:val="000000"/>
-          <w:sz w:val="20"/>
-          <w:szCs w:val="20"/>
-        </w:rPr>
-        <w:t xml:space="preserve">[12] G. Xu et al., "Frequency-selective adversarial attacks on deep learning-based wireless signal classification," IEEE Trans. Cogn. Commun. Netw., 2024.</w:t>
-      </w:r>
-    </w:p>
-    <w:p>
-      <w:pPr>
-        <w:spacing w:after="60" w:line="300"/>
-        <w:ind w:left="360" w:hanging="360"/>
-      </w:pPr>
-      <w:r>
-        <w:rPr>
-          <w:rFonts w:ascii="Times New Roman"/>
-          <w:color w:val="000000"/>
-          <w:sz w:val="20"/>
-          <w:szCs w:val="20"/>
-        </w:rPr>
-        <w:t xml:space="preserve">[13] Y. Zhang et al., "Efficient adversarial attacks against DRL-based resource allocation in intelligent O-RAN for V2X," IEEE Trans. Veh. Technol., 2025.</w:t>
-      </w:r>
-    </w:p>
-    <w:p>
-      <w:pPr>
-        <w:spacing w:after="60" w:line="300"/>
-        <w:ind w:left="360" w:hanging="360"/>
-      </w:pPr>
-      <w:r>
-        <w:rPr>
-          <w:rFonts w:ascii="Times New Roman"/>
-          <w:color w:val="000000"/>
-          <w:sz w:val="20"/>
-          <w:szCs w:val="20"/>
-        </w:rPr>
-        <w:t xml:space="preserve">[14] H. Li et al., "DRL-based adversarial defense in vehicular communication systems," IEEE Internet of Things Journal, 2024.</w:t>
-      </w:r>
-    </w:p>
-    <w:p>
-      <w:pPr>
-        <w:spacing w:after="60" w:line="300"/>
-        <w:ind w:left="360" w:hanging="360"/>
-      </w:pPr>
-      <w:r>
-        <w:rPr>
-          <w:rFonts w:ascii="Times New Roman"/>
-          <w:color w:val="000000"/>
-          <w:sz w:val="20"/>
-          <w:szCs w:val="20"/>
-        </w:rPr>
-        <w:t xml:space="preserve">[15] M. Schuster and K. K. Paliwal, "Bidirectional recurrent neural networks," IEEE Trans. Signal Process., vol. 45, no. 11, pp. 2673–2681, 1997.</w:t>
-      </w:r>
-    </w:p>
-    <w:p>
-      <w:pPr>
-        <w:spacing w:after="60" w:line="300"/>
-        <w:ind w:left="360" w:hanging="360"/>
-      </w:pPr>
-      <w:r>
-        <w:rPr>
-          <w:rFonts w:ascii="Times New Roman"/>
-          <w:color w:val="000000"/>
-          <w:sz w:val="20"/>
-          <w:szCs w:val="20"/>
-        </w:rPr>
-        <w:t xml:space="preserve">[16] S. Sattiraju et al., "Machine learning and deep learning for intrusion detection in V2X networks: A comprehensive survey," IEEE Access, 2023.</w:t>
-      </w:r>
-    </w:p>
-    <w:p>
-      <w:pPr>
-        <w:spacing w:after="60" w:line="300"/>
-        <w:ind w:left="360" w:hanging="360"/>
-      </w:pPr>
-      <w:r>
-        <w:rPr>
-          <w:rFonts w:ascii="Times New Roman"/>
-          <w:color w:val="000000"/>
-          <w:sz w:val="20"/>
-          <w:szCs w:val="20"/>
-        </w:rPr>
-        <w:t xml:space="preserve">[17] F. Croce and M. Hein, "Reliable evaluation of adversarial robustness with an ensemble of diverse parameter-free attacks," in Proc. ICML, 2020, pp. 15223–15235.</w:t>
-      </w:r>
-    </w:p>
-    <w:p>
-      <w:pPr>
-        <w:pStyle w:val="Heading1"/>
-        <w:spacing w:after="100" w:before="180" w:line="240"/>
-      </w:pPr>
-      <w:r>
-        <w:rPr>
-          <w:rFonts w:ascii="Times New Roman"/>
-          <w:b/>
-          <w:bCs/>
-          <w:color w:val="000000"/>
-          <w:sz w:val="22"/>
-          <w:szCs w:val="22"/>
-        </w:rPr>
-        <w:t xml:space="preserve">Data and Code Availability</w:t>
+        <w:t xml:space="preserve">First, the dual-stream design provides modality diversity for adversarial evaluation, with the log-magnitude stream carrying the primary discriminative information (87.29% accuracy alone) and the instantaneous frequency stream contributing to a richer feature representation for channel-aware analysis and transferability robustness. Second, the training recipe—comprising TF-CutMix, label smoothing, and Gaussian noise injection—produces a smooth loss landscape that is inherently resistant to iterative adversarial optimization, as validated by our multi-attack benchmark where all gradient-based attacks converge to near-identical ASR (&lt;0.6 pp gap at ε ≤ 0.05). Third, adversarial training combined with TF-CutMix and Gaussian noise augmentation maintains clean accuracy (87.46%) while reducing attack success rates (21.12%), narrowing the traditional accuracy-robustness tradeoff. The ablation study confirms that this property is driven by the training recipe rather than the dual-stream architecture.</w:t>
       </w:r>
     </w:p>
     <w:p>
@@ -10220,7 +9931,7 @@
           <w:sz w:val="20"/>
           <w:szCs w:val="20"/>
         </w:rPr>
-        <w:t xml:space="preserve">To ensure full reproducibility of all experimental results presented in this paper, the complete source code, trained model checkpoints, experimental scripts, and result data files have been made publicly available. The codebase includes: (i) the Dual-Stream Phase-Aware Inception-Time CNN model architecture and training pipeline (autoattack_eval.py), (ii) multi-attack evaluation using the official AutoAttack library (official_autoattack_eval.py), (iii) cross-architecture transferability study (transferability_study.py), (iv) mobility scenario-stratified evaluation with Rician/Doppler channel models (mobility_scenario_eval.py), (v) GPU and CPU inference latency benchmark (latency_benchmark.py), and (vi) comprehensive dataset generation pipeline with realistic V2X channel models (generate_simulated_dataset.py). All code files include detailed inline comments explaining mathematical operations, design decisions, and hyperparameter choices. The repository also includes a requirements.txt file listing all Python dependencies.</w:t>
+        <w:t xml:space="preserve">Fourth, cross-architecture transferability analysis reveals that the dual-stream fusion achieves the lowest transfer ASR (14–17%), validating the architectural design against black-box adversaries. Fifth, our novel channel-aware adversarial evaluation reveals a significant Sim-to-Real gap: adversarial ASR at low SNR is 2.5× higher than the digital-domain baseline due to noise-amplification effects, while at high SNR it converges to the digital value. This finding has critical implications for V2X security: the effectiveness of adversarial attacks in real deployments depends heavily on channel conditions that digital-only evaluations fail to capture. Finally, our model achieves 1.43 ms inference latency, meeting V2X real-time requirements without the computational overhead of certified defenses.</w:t>
       </w:r>
     </w:p>
     <w:p>
@@ -10236,9 +9947,330 @@
           <w:sz w:val="20"/>
           <w:szCs w:val="20"/>
         </w:rPr>
+        <w:t xml:space="preserve">Sixth, the scenario-stratified mobility evaluation reveals a critical deployment insight: adversarial vulnerability is concentrated in urban Rayleigh environments (ASR up to 50%) where spectrum sharing is most needed, while highway and rural Rician fading scenarios exhibit near-immunity (&lt;2.5% ASR) due to preserved line-of-sight spectral structure. The FGSM ≈ PGD convergence pattern persists across all mobility conditions, confirming that the loss landscape smoothness is a model-level property independent of the channel realization. While the current 4,000-sample synthetic dataset serves as a proof-of-concept for our adversarial vulnerability assessment framework, future work will scale to over-the-air captured datasets with standard baselines including energy detection, and explore broader signal classification tasks under realistic V2X channel conditions.</w:t>
+      </w:r>
+    </w:p>
+    <w:p>
+      <w:pPr>
+        <w:pStyle w:val="Heading1"/>
+        <w:spacing w:after="100" w:before="180" w:line="240"/>
+      </w:pPr>
+      <w:r>
+        <w:rPr>
+          <w:rFonts w:ascii="Times New Roman"/>
+          <w:b/>
+          <w:bCs/>
+          <w:color w:val="000000"/>
+          <w:sz w:val="22"/>
+          <w:szCs w:val="22"/>
+        </w:rPr>
+        <w:t xml:space="preserve">References</w:t>
+      </w:r>
+    </w:p>
+    <w:p>
+      <w:pPr>
+        <w:spacing w:after="60" w:line="300"/>
+        <w:ind w:left="360" w:hanging="360"/>
+      </w:pPr>
+      <w:r>
+        <w:rPr>
+          <w:rFonts w:ascii="Times New Roman"/>
+          <w:color w:val="000000"/>
+          <w:sz w:val="20"/>
+          <w:szCs w:val="20"/>
+        </w:rPr>
+        <w:t xml:space="preserve">[1] T. J. O'Shea, J. Nath, and C. R. Clancy, "Over-the-air deep learning based radio signal classification," IEEE J. Sel. Topics Signal Process., vol. 12, no. 1, pp. 168–179, 2018.</w:t>
+      </w:r>
+    </w:p>
+    <w:p>
+      <w:pPr>
+        <w:spacing w:after="60" w:line="300"/>
+        <w:ind w:left="360" w:hanging="360"/>
+      </w:pPr>
+      <w:r>
+        <w:rPr>
+          <w:rFonts w:ascii="Times New Roman"/>
+          <w:color w:val="000000"/>
+          <w:sz w:val="20"/>
+          <w:szCs w:val="20"/>
+        </w:rPr>
+        <w:t xml:space="preserve">[2] M. Zhang et al., "Spectrogram-based automatic modulation classification using convolutional neural networks," IEEE Wireless Commun. Lett., vol. 11, no. 5, pp. 954–958, 2022.</w:t>
+      </w:r>
+    </w:p>
+    <w:p>
+      <w:pPr>
+        <w:spacing w:after="60" w:line="300"/>
+        <w:ind w:left="360" w:hanging="360"/>
+      </w:pPr>
+      <w:r>
+        <w:rPr>
+          <w:rFonts w:ascii="Times New Roman"/>
+          <w:color w:val="000000"/>
+          <w:sz w:val="20"/>
+          <w:szCs w:val="20"/>
+        </w:rPr>
+        <w:t xml:space="preserve">[3] K. He, X. Zhang, S. Ren, and J. Sun, "Deep residual learning for image recognition," in Proc. IEEE CVPR, 2016, pp. 770–778.</w:t>
+      </w:r>
+    </w:p>
+    <w:p>
+      <w:pPr>
+        <w:spacing w:after="60" w:line="300"/>
+        <w:ind w:left="360" w:hanging="360"/>
+      </w:pPr>
+      <w:r>
+        <w:rPr>
+          <w:rFonts w:ascii="Times New Roman"/>
+          <w:color w:val="000000"/>
+          <w:sz w:val="20"/>
+          <w:szCs w:val="20"/>
+        </w:rPr>
+        <w:t xml:space="preserve">[4] J. Hu, L. Shen, and G. Sun, "Squeeze-and-excitation networks," in Proc. IEEE CVPR, 2018, pp. 7132–7141.</w:t>
+      </w:r>
+    </w:p>
+    <w:p>
+      <w:pPr>
+        <w:spacing w:after="60" w:line="300"/>
+        <w:ind w:left="360" w:hanging="360"/>
+      </w:pPr>
+      <w:r>
+        <w:rPr>
+          <w:rFonts w:ascii="Times New Roman"/>
+          <w:color w:val="000000"/>
+          <w:sz w:val="20"/>
+          <w:szCs w:val="20"/>
+        </w:rPr>
+        <w:t xml:space="preserve">[5] H. I. Fawaz et al., "InceptionTime: Finding AlexNet for time series classification," Data Mining and Knowledge Discovery, vol. 34, pp. 1936–1962, 2020.</w:t>
+      </w:r>
+    </w:p>
+    <w:p>
+      <w:pPr>
+        <w:spacing w:after="60" w:line="300"/>
+        <w:ind w:left="360" w:hanging="360"/>
+      </w:pPr>
+      <w:r>
+        <w:rPr>
+          <w:rFonts w:ascii="Times New Roman"/>
+          <w:color w:val="000000"/>
+          <w:sz w:val="20"/>
+          <w:szCs w:val="20"/>
+        </w:rPr>
+        <w:t xml:space="preserve">[6] A. Madry et al., "Towards deep learning models resistant to adversarial attacks," in Proc. ICLR, 2019.</w:t>
+      </w:r>
+    </w:p>
+    <w:p>
+      <w:pPr>
+        <w:spacing w:after="60" w:line="300"/>
+        <w:ind w:left="360" w:hanging="360"/>
+      </w:pPr>
+      <w:r>
+        <w:rPr>
+          <w:rFonts w:ascii="Times New Roman"/>
+          <w:color w:val="000000"/>
+          <w:sz w:val="20"/>
+          <w:szCs w:val="20"/>
+        </w:rPr>
+        <w:t xml:space="preserve">[7] I. J. Goodfellow, J. Shlens, and C. Szegedy, "Explaining and harnessing adversarial examples," in Proc. ICLR, 2015.</w:t>
+      </w:r>
+    </w:p>
+    <w:p>
+      <w:pPr>
+        <w:spacing w:after="60" w:line="300"/>
+        <w:ind w:left="360" w:hanging="360"/>
+      </w:pPr>
+      <w:r>
+        <w:rPr>
+          <w:rFonts w:ascii="Times New Roman"/>
+          <w:color w:val="000000"/>
+          <w:sz w:val="20"/>
+          <w:szCs w:val="20"/>
+        </w:rPr>
+        <w:t xml:space="preserve">[8] J. Cohen, E. Rosenfeld, and Z. Kolter, "Certified adversarial robustness via randomized smoothing," in Proc. ICML, 2019, pp. 1310–1320.</w:t>
+      </w:r>
+    </w:p>
+    <w:p>
+      <w:pPr>
+        <w:spacing w:after="60" w:line="300"/>
+        <w:ind w:left="360" w:hanging="360"/>
+      </w:pPr>
+      <w:r>
+        <w:rPr>
+          <w:rFonts w:ascii="Times New Roman"/>
+          <w:color w:val="000000"/>
+          <w:sz w:val="20"/>
+          <w:szCs w:val="20"/>
+        </w:rPr>
+        <w:t xml:space="preserve">[9] S. Yun et al., "CutMix: Regularization strategy to train strong classifiers with localizable features," in Proc. ICCV, 2019, pp. 6023–6032.</w:t>
+      </w:r>
+    </w:p>
+    <w:p>
+      <w:pPr>
+        <w:spacing w:after="60" w:line="300"/>
+        <w:ind w:left="360" w:hanging="360"/>
+      </w:pPr>
+      <w:r>
+        <w:rPr>
+          <w:rFonts w:ascii="Times New Roman"/>
+          <w:color w:val="000000"/>
+          <w:sz w:val="20"/>
+          <w:szCs w:val="20"/>
+        </w:rPr>
+        <w:t xml:space="preserve">[10] H. Zhang et al., "mixup: Beyond empirical risk minimization," in Proc. ICLR, 2018.</w:t>
+      </w:r>
+    </w:p>
+    <w:p>
+      <w:pPr>
+        <w:spacing w:after="60" w:line="300"/>
+        <w:ind w:left="360" w:hanging="360"/>
+      </w:pPr>
+      <w:r>
+        <w:rPr>
+          <w:rFonts w:ascii="Times New Roman"/>
+          <w:color w:val="000000"/>
+          <w:sz w:val="20"/>
+          <w:szCs w:val="20"/>
+        </w:rPr>
+        <w:t xml:space="preserve">[11] A. Sadeghi and E. G. Larsson, "Adversarial attacks on deep-learning based radio signal classification," IEEE Wireless Commun. Lett., vol. 8, no. 1, pp. 213–216, 2019.</w:t>
+      </w:r>
+    </w:p>
+    <w:p>
+      <w:pPr>
+        <w:spacing w:after="60" w:line="300"/>
+        <w:ind w:left="360" w:hanging="360"/>
+      </w:pPr>
+      <w:r>
+        <w:rPr>
+          <w:rFonts w:ascii="Times New Roman"/>
+          <w:color w:val="000000"/>
+          <w:sz w:val="20"/>
+          <w:szCs w:val="20"/>
+        </w:rPr>
+        <w:t xml:space="preserve">[12] G. Xu et al., "Frequency-selective adversarial attacks on deep learning-based wireless signal classification," IEEE Trans. Cogn. Commun. Netw., 2024.</w:t>
+      </w:r>
+    </w:p>
+    <w:p>
+      <w:pPr>
+        <w:spacing w:after="60" w:line="300"/>
+        <w:ind w:left="360" w:hanging="360"/>
+      </w:pPr>
+      <w:r>
+        <w:rPr>
+          <w:rFonts w:ascii="Times New Roman"/>
+          <w:color w:val="000000"/>
+          <w:sz w:val="20"/>
+          <w:szCs w:val="20"/>
+        </w:rPr>
+        <w:t xml:space="preserve">[13] Y. Zhang et al., "Efficient adversarial attacks against DRL-based resource allocation in intelligent O-RAN for V2X," IEEE Trans. Veh. Technol., 2025.</w:t>
+      </w:r>
+    </w:p>
+    <w:p>
+      <w:pPr>
+        <w:spacing w:after="60" w:line="300"/>
+        <w:ind w:left="360" w:hanging="360"/>
+      </w:pPr>
+      <w:r>
+        <w:rPr>
+          <w:rFonts w:ascii="Times New Roman"/>
+          <w:color w:val="000000"/>
+          <w:sz w:val="20"/>
+          <w:szCs w:val="20"/>
+        </w:rPr>
+        <w:t xml:space="preserve">[14] H. Li et al., "DRL-based adversarial defense in vehicular communication systems," IEEE Internet of Things Journal, 2024.</w:t>
+      </w:r>
+    </w:p>
+    <w:p>
+      <w:pPr>
+        <w:spacing w:after="60" w:line="300"/>
+        <w:ind w:left="360" w:hanging="360"/>
+      </w:pPr>
+      <w:r>
+        <w:rPr>
+          <w:rFonts w:ascii="Times New Roman"/>
+          <w:color w:val="000000"/>
+          <w:sz w:val="20"/>
+          <w:szCs w:val="20"/>
+        </w:rPr>
+        <w:t xml:space="preserve">[15] M. Schuster and K. K. Paliwal, "Bidirectional recurrent neural networks," IEEE Trans. Signal Process., vol. 45, no. 11, pp. 2673–2681, 1997.</w:t>
+      </w:r>
+    </w:p>
+    <w:p>
+      <w:pPr>
+        <w:spacing w:after="60" w:line="300"/>
+        <w:ind w:left="360" w:hanging="360"/>
+      </w:pPr>
+      <w:r>
+        <w:rPr>
+          <w:rFonts w:ascii="Times New Roman"/>
+          <w:color w:val="000000"/>
+          <w:sz w:val="20"/>
+          <w:szCs w:val="20"/>
+        </w:rPr>
+        <w:t xml:space="preserve">[16] S. Sattiraju et al., "Machine learning and deep learning for intrusion detection in V2X networks: A comprehensive survey," IEEE Access, 2023.</w:t>
+      </w:r>
+    </w:p>
+    <w:p>
+      <w:pPr>
+        <w:spacing w:after="60" w:line="300"/>
+        <w:ind w:left="360" w:hanging="360"/>
+      </w:pPr>
+      <w:r>
+        <w:rPr>
+          <w:rFonts w:ascii="Times New Roman"/>
+          <w:color w:val="000000"/>
+          <w:sz w:val="20"/>
+          <w:szCs w:val="20"/>
+        </w:rPr>
+        <w:t xml:space="preserve">[17] F. Croce and M. Hein, "Reliable evaluation of adversarial robustness with an ensemble of diverse parameter-free attacks," in Proc. ICML, 2020, pp. 15223–15235.</w:t>
+      </w:r>
+    </w:p>
+    <w:p>
+      <w:pPr>
+        <w:pStyle w:val="Heading1"/>
+        <w:spacing w:after="100" w:before="180" w:line="240"/>
+      </w:pPr>
+      <w:r>
+        <w:rPr>
+          <w:rFonts w:ascii="Times New Roman"/>
+          <w:b/>
+          <w:bCs/>
+          <w:color w:val="000000"/>
+          <w:sz w:val="22"/>
+          <w:szCs w:val="22"/>
+        </w:rPr>
+        <w:t xml:space="preserve">Data and Code Availability</w:t>
+      </w:r>
+    </w:p>
+    <w:p>
+      <w:pPr>
+        <w:spacing w:after="60" w:line="240"/>
+        <w:ind w:firstLine="0"/>
+        <w:jc w:val="both"/>
+      </w:pPr>
+      <w:r>
+        <w:rPr>
+          <w:rFonts w:ascii="Times New Roman"/>
+          <w:color w:val="000000"/>
+          <w:sz w:val="20"/>
+          <w:szCs w:val="20"/>
+        </w:rPr>
+        <w:t xml:space="preserve">To ensure full reproducibility of all experimental results presented in this paper, the complete source code, trained model checkpoints, and result data files have been made publicly available. The codebase includes: (i) the Dual-Stream Phase-Aware Inception-Time CNN model architecture and comprehensive evaluation pipeline (autoattack_eval.py), (ii) official AutoAttack library integration for multi-attack benchmarking (official_autoattack_eval.py), (iii) cross-architecture transferability study (transferability_study.py), (iv) mobility scenario-stratified evaluation with Rician/Doppler channel models (mobility_scenario_eval.py), (v) CPU inference latency benchmark (latency_benchmark.py), and (vi) comprehensive dataset generation pipeline with realistic V2X channel models (generate_simulated_dataset.py). All code files include detailed inline comments explaining mathematical operations, design decisions, and hyperparameter choices. The repository also includes a requirements.txt file listing all Python dependencies and a README.md with step-by-step reproduction instructions.</w:t>
+      </w:r>
+    </w:p>
+    <w:p>
+      <w:pPr>
+        <w:spacing w:after="60" w:line="240"/>
+        <w:ind w:firstLine="0"/>
+        <w:jc w:val="both"/>
+      </w:pPr>
+      <w:r>
+        <w:rPr>
+          <w:rFonts w:ascii="Times New Roman"/>
+          <w:color w:val="000000"/>
+          <w:sz w:val="20"/>
+          <w:szCs w:val="20"/>
+        </w:rPr>
         <w:t xml:space="preserve">The codebase is available at: </w:t>
       </w:r>
-      <w:hyperlink w:history="1" r:id="rId5ptoqhmgsk9srjflkqhcb">
+      <w:hyperlink w:history="1" r:id="rId4fv4q9wuzyluoe9kky0ul">
         <w:r>
           <w:rPr>
             <w:rFonts w:ascii="Times New Roman"/>

--- a/paper/v2x_paper.docx
+++ b/paper/v2x_paper.docx
@@ -3878,211 +3878,409 @@
         <w:spacing w:after="60" w:line="360" w:lineRule="auto"/>
         <w:jc w:val="both"/>
         <w:rPr>
+          <w:rFonts w:ascii="Cambria Math" w:hAnsi="Cambria Math"/>
+          <w:i/>
           <w:sz w:val="24"/>
           <w:szCs w:val="24"/>
         </w:rPr>
       </w:pPr>
       <m:oMath>
+        <m:acc>
+          <m:accPr>
+            <m:chr m:val="̃"/>
+            <m:ctrlPr>
+              <w:rPr>
+                <w:rFonts w:ascii="Cambria Math" w:hAnsi="Cambria Math"/>
+                <w:sz w:val="24"/>
+                <w:szCs w:val="24"/>
+              </w:rPr>
+            </m:ctrlPr>
+          </m:accPr>
+          <m:e>
+            <m:sSup>
+              <m:sSupPr>
+                <m:ctrlPr>
+                  <w:rPr>
+                    <w:rFonts w:ascii="Cambria Math" w:hAnsi="Cambria Math"/>
+                    <w:i/>
+                    <w:sz w:val="24"/>
+                    <w:szCs w:val="24"/>
+                  </w:rPr>
+                </m:ctrlPr>
+              </m:sSupPr>
+              <m:e>
+                <m:r>
+                  <w:rPr>
+                    <w:rFonts w:ascii="Cambria Math" w:hAnsi="Cambria Math"/>
+                    <w:sz w:val="24"/>
+                    <w:szCs w:val="24"/>
+                  </w:rPr>
+                  <m:t>S</m:t>
+                </m:r>
+                <m:ctrlPr>
+                  <w:rPr>
+                    <w:rFonts w:ascii="Cambria Math" w:hAnsi="Cambria Math"/>
+                    <w:sz w:val="24"/>
+                    <w:szCs w:val="24"/>
+                  </w:rPr>
+                </m:ctrlPr>
+              </m:e>
+              <m:sup>
+                <m:d>
+                  <m:dPr>
+                    <m:ctrlPr>
+                      <w:rPr>
+                        <w:rFonts w:ascii="Cambria Math" w:hAnsi="Cambria Math"/>
+                        <w:i/>
+                        <w:sz w:val="24"/>
+                        <w:szCs w:val="24"/>
+                      </w:rPr>
+                    </m:ctrlPr>
+                  </m:dPr>
+                  <m:e>
+                    <m:r>
+                      <w:rPr>
+                        <w:rFonts w:ascii="Cambria Math" w:hAnsi="Cambria Math"/>
+                        <w:sz w:val="24"/>
+                        <w:szCs w:val="24"/>
+                      </w:rPr>
+                      <m:t>i</m:t>
+                    </m:r>
+                  </m:e>
+                </m:d>
+              </m:sup>
+            </m:sSup>
+          </m:e>
+        </m:acc>
+        <m:d>
+          <m:dPr>
+            <m:begChr m:val="["/>
+            <m:endChr m:val="]"/>
+            <m:ctrlPr>
+              <w:rPr>
+                <w:rFonts w:ascii="Cambria Math" w:hAnsi="Cambria Math"/>
+                <w:i/>
+                <w:sz w:val="24"/>
+                <w:szCs w:val="24"/>
+              </w:rPr>
+            </m:ctrlPr>
+          </m:dPr>
+          <m:e>
+            <m:r>
+              <w:rPr>
+                <w:rFonts w:ascii="Cambria Math" w:hAnsi="Cambria Math"/>
+                <w:sz w:val="24"/>
+                <w:szCs w:val="24"/>
+              </w:rPr>
+              <m:t>f,t</m:t>
+            </m:r>
+          </m:e>
+        </m:d>
         <m:r>
           <w:rPr>
             <w:rFonts w:ascii="Cambria Math" w:hAnsi="Cambria Math"/>
             <w:sz w:val="24"/>
             <w:szCs w:val="24"/>
           </w:rPr>
-          <w:lastRenderedPageBreak/>
-          <m:t>S</m:t>
+          <m:t>=</m:t>
         </m:r>
-        <m:r>
-          <w:rPr>
-            <w:rFonts w:ascii="Cambria Math" w:hAnsi="Cambria Math"/>
-            <w:sz w:val="24"/>
-            <w:szCs w:val="24"/>
-          </w:rPr>
-          <m:t> ̃(</m:t>
-        </m:r>
-        <m:r>
-          <w:rPr>
-            <w:rFonts w:ascii="Cambria Math" w:hAnsi="Cambria Math"/>
-            <w:sz w:val="24"/>
-            <w:szCs w:val="24"/>
-          </w:rPr>
-          <m:t>i</m:t>
-        </m:r>
-        <m:r>
-          <w:rPr>
-            <w:rFonts w:ascii="Cambria Math" w:hAnsi="Cambria Math"/>
-            <w:sz w:val="24"/>
-            <w:szCs w:val="24"/>
-          </w:rPr>
-          <m:t>)[</m:t>
-        </m:r>
-        <m:r>
-          <w:rPr>
-            <w:rFonts w:ascii="Cambria Math" w:hAnsi="Cambria Math"/>
-            <w:sz w:val="24"/>
-            <w:szCs w:val="24"/>
-          </w:rPr>
-          <m:t>f,t</m:t>
-        </m:r>
-        <m:r>
-          <w:rPr>
-            <w:rFonts w:ascii="Cambria Math" w:hAnsi="Cambria Math"/>
-            <w:sz w:val="24"/>
-            <w:szCs w:val="24"/>
-          </w:rPr>
-          <m:t>]</m:t>
-        </m:r>
-        <m:r>
-          <w:rPr>
-            <w:rFonts w:ascii="Cambria Math" w:hAnsi="Cambria Math"/>
-            <w:sz w:val="24"/>
-            <w:szCs w:val="24"/>
-          </w:rPr>
-          <m:t>= S</m:t>
-        </m:r>
-        <m:r>
-          <w:rPr>
-            <w:rFonts w:ascii="Cambria Math" w:hAnsi="Cambria Math"/>
-            <w:sz w:val="24"/>
-            <w:szCs w:val="24"/>
-          </w:rPr>
-          <m:t>(</m:t>
-        </m:r>
-        <m:r>
-          <w:rPr>
-            <w:rFonts w:ascii="Cambria Math" w:hAnsi="Cambria Math"/>
-            <w:sz w:val="24"/>
-            <w:szCs w:val="24"/>
-          </w:rPr>
-          <m:t>j</m:t>
-        </m:r>
-        <m:r>
-          <w:rPr>
-            <w:rFonts w:ascii="Cambria Math" w:hAnsi="Cambria Math"/>
-            <w:sz w:val="24"/>
-            <w:szCs w:val="24"/>
-          </w:rPr>
-          <m:t>)[</m:t>
-        </m:r>
-        <m:r>
-          <w:rPr>
-            <w:rFonts w:ascii="Cambria Math" w:hAnsi="Cambria Math"/>
-            <w:sz w:val="24"/>
-            <w:szCs w:val="24"/>
-          </w:rPr>
-          <m:t>f,t</m:t>
-        </m:r>
-        <m:r>
-          <w:rPr>
-            <w:rFonts w:ascii="Cambria Math" w:hAnsi="Cambria Math"/>
-            <w:sz w:val="24"/>
-            <w:szCs w:val="24"/>
-          </w:rPr>
-          <m:t>]</m:t>
-        </m:r>
-        <m:r>
-          <w:rPr>
-            <w:rFonts w:ascii="Cambria Math" w:hAnsi="Cambria Math"/>
-            <w:sz w:val="24"/>
-            <w:szCs w:val="24"/>
-          </w:rPr>
-          <m:t xml:space="preserve">if </m:t>
-        </m:r>
-        <m:r>
-          <w:rPr>
-            <w:rFonts w:ascii="Cambria Math" w:hAnsi="Cambria Math"/>
-            <w:sz w:val="24"/>
-            <w:szCs w:val="24"/>
-          </w:rPr>
-          <m:t>(</m:t>
-        </m:r>
-        <m:r>
-          <w:rPr>
-            <w:rFonts w:ascii="Cambria Math" w:hAnsi="Cambria Math"/>
-            <w:sz w:val="24"/>
-            <w:szCs w:val="24"/>
-          </w:rPr>
-          <m:t>f,t</m:t>
-        </m:r>
-        <m:r>
-          <w:rPr>
-            <w:rFonts w:ascii="Cambria Math" w:hAnsi="Cambria Math"/>
-            <w:sz w:val="24"/>
-            <w:szCs w:val="24"/>
-          </w:rPr>
-          <m:t>)</m:t>
-        </m:r>
-        <m:r>
-          <w:rPr>
-            <w:rFonts w:ascii="Cambria Math" w:hAnsi="Cambria Math" w:cs="Cambria Math"/>
-            <w:sz w:val="24"/>
-            <w:szCs w:val="24"/>
-          </w:rPr>
-          <m:t>∈</m:t>
-        </m:r>
-        <m:r>
-          <w:rPr>
-            <w:rFonts w:ascii="Cambria Math" w:hAnsi="Cambria Math"/>
-            <w:sz w:val="24"/>
-            <w:szCs w:val="24"/>
-          </w:rPr>
-          <m:t xml:space="preserve"> R; S</m:t>
-        </m:r>
-        <m:r>
-          <w:rPr>
-            <w:rFonts w:ascii="Cambria Math" w:hAnsi="Cambria Math"/>
-            <w:sz w:val="24"/>
-            <w:szCs w:val="24"/>
-          </w:rPr>
-          <m:t>(</m:t>
-        </m:r>
-        <m:r>
-          <w:rPr>
-            <w:rFonts w:ascii="Cambria Math" w:hAnsi="Cambria Math"/>
-            <w:sz w:val="24"/>
-            <w:szCs w:val="24"/>
-          </w:rPr>
-          <m:t>i</m:t>
-        </m:r>
-        <m:r>
-          <w:rPr>
-            <w:rFonts w:ascii="Cambria Math" w:hAnsi="Cambria Math"/>
-            <w:sz w:val="24"/>
-            <w:szCs w:val="24"/>
-          </w:rPr>
-          <m:t>)[</m:t>
-        </m:r>
-        <m:r>
-          <w:rPr>
-            <w:rFonts w:ascii="Cambria Math" w:hAnsi="Cambria Math"/>
-            <w:sz w:val="24"/>
-            <w:szCs w:val="24"/>
-          </w:rPr>
-          <m:t>f,t</m:t>
-        </m:r>
-        <m:r>
-          <w:rPr>
-            <w:rFonts w:ascii="Cambria Math" w:hAnsi="Cambria Math"/>
-            <w:sz w:val="24"/>
-            <w:szCs w:val="24"/>
-          </w:rPr>
-          <m:t>]</m:t>
-        </m:r>
-        <m:r>
-          <w:rPr>
-            <w:rFonts w:ascii="Cambria Math" w:hAnsi="Cambria Math"/>
-            <w:sz w:val="24"/>
-            <w:szCs w:val="24"/>
-          </w:rPr>
-          <m:t>otherwise</m:t>
-        </m:r>
+        <m:d>
+          <m:dPr>
+            <m:begChr m:val="{"/>
+            <m:endChr m:val=""/>
+            <m:ctrlPr>
+              <w:rPr>
+                <w:rFonts w:ascii="Cambria Math" w:hAnsi="Cambria Math"/>
+                <w:sz w:val="24"/>
+                <w:szCs w:val="24"/>
+              </w:rPr>
+            </m:ctrlPr>
+          </m:dPr>
+          <m:e>
+            <m:m>
+              <m:mPr>
+                <m:mcs>
+                  <m:mc>
+                    <m:mcPr>
+                      <m:count m:val="2"/>
+                      <m:mcJc m:val="center"/>
+                    </m:mcPr>
+                  </m:mc>
+                </m:mcs>
+                <m:ctrlPr>
+                  <w:rPr>
+                    <w:rFonts w:ascii="Cambria Math" w:hAnsi="Cambria Math"/>
+                    <w:sz w:val="24"/>
+                    <w:szCs w:val="24"/>
+                  </w:rPr>
+                </m:ctrlPr>
+              </m:mPr>
+              <m:mr>
+                <m:e>
+                  <m:sSup>
+                    <m:sSupPr>
+                      <m:ctrlPr>
+                        <w:rPr>
+                          <w:rFonts w:ascii="Cambria Math" w:hAnsi="Cambria Math"/>
+                          <w:i/>
+                          <w:sz w:val="24"/>
+                          <w:szCs w:val="24"/>
+                        </w:rPr>
+                      </m:ctrlPr>
+                    </m:sSupPr>
+                    <m:e>
+                      <m:r>
+                        <w:rPr>
+                          <w:rFonts w:ascii="Cambria Math" w:hAnsi="Cambria Math"/>
+                          <w:sz w:val="24"/>
+                          <w:szCs w:val="24"/>
+                        </w:rPr>
+                        <m:t>S</m:t>
+                      </m:r>
+                    </m:e>
+                    <m:sup>
+                      <m:d>
+                        <m:dPr>
+                          <m:ctrlPr>
+                            <w:rPr>
+                              <w:rFonts w:ascii="Cambria Math" w:hAnsi="Cambria Math"/>
+                              <w:i/>
+                              <w:sz w:val="24"/>
+                              <w:szCs w:val="24"/>
+                            </w:rPr>
+                          </m:ctrlPr>
+                        </m:dPr>
+                        <m:e>
+                          <m:r>
+                            <w:rPr>
+                              <w:rFonts w:ascii="Cambria Math" w:hAnsi="Cambria Math"/>
+                              <w:sz w:val="24"/>
+                              <w:szCs w:val="24"/>
+                            </w:rPr>
+                            <m:t>j</m:t>
+                          </m:r>
+                        </m:e>
+                      </m:d>
+                    </m:sup>
+                  </m:sSup>
+                  <m:d>
+                    <m:dPr>
+                      <m:begChr m:val="["/>
+                      <m:endChr m:val="]"/>
+                      <m:ctrlPr>
+                        <w:rPr>
+                          <w:rFonts w:ascii="Cambria Math" w:hAnsi="Cambria Math"/>
+                          <w:i/>
+                          <w:sz w:val="24"/>
+                          <w:szCs w:val="24"/>
+                        </w:rPr>
+                      </m:ctrlPr>
+                    </m:dPr>
+                    <m:e>
+                      <m:r>
+                        <w:rPr>
+                          <w:rFonts w:ascii="Cambria Math" w:hAnsi="Cambria Math"/>
+                          <w:sz w:val="24"/>
+                          <w:szCs w:val="24"/>
+                        </w:rPr>
+                        <m:t>f,t</m:t>
+                      </m:r>
+                    </m:e>
+                  </m:d>
+                  <m:ctrlPr>
+                    <w:rPr>
+                      <w:rFonts w:ascii="Cambria Math" w:hAnsi="Cambria Math"/>
+                      <w:i/>
+                      <w:sz w:val="24"/>
+                      <w:szCs w:val="24"/>
+                    </w:rPr>
+                  </m:ctrlPr>
+                </m:e>
+                <m:e>
+                  <m:r>
+                    <m:rPr>
+                      <m:nor/>
+                    </m:rPr>
+                    <w:rPr>
+                      <w:rFonts w:ascii="Cambria Math" w:hAnsi="Cambria Math"/>
+                      <w:sz w:val="24"/>
+                      <w:szCs w:val="24"/>
+                    </w:rPr>
+                    <m:t xml:space="preserve">if </m:t>
+                  </m:r>
+                  <m:d>
+                    <m:dPr>
+                      <m:ctrlPr>
+                        <w:rPr>
+                          <w:rFonts w:ascii="Cambria Math" w:hAnsi="Cambria Math"/>
+                          <w:i/>
+                          <w:sz w:val="24"/>
+                          <w:szCs w:val="24"/>
+                        </w:rPr>
+                      </m:ctrlPr>
+                    </m:dPr>
+                    <m:e>
+                      <m:r>
+                        <w:rPr>
+                          <w:rFonts w:ascii="Cambria Math" w:hAnsi="Cambria Math"/>
+                          <w:sz w:val="24"/>
+                          <w:szCs w:val="24"/>
+                        </w:rPr>
+                        <m:t>f,t</m:t>
+                      </m:r>
+                    </m:e>
+                  </m:d>
+                  <m:r>
+                    <m:rPr>
+                      <m:sty m:val="p"/>
+                    </m:rPr>
+                    <w:rPr>
+                      <w:rFonts w:ascii="Cambria Math" w:hAnsi="Cambria Math"/>
+                      <w:sz w:val="24"/>
+                      <w:szCs w:val="24"/>
+                    </w:rPr>
+                    <m:t>∈</m:t>
+                  </m:r>
+                  <m:r>
+                    <w:rPr>
+                      <w:rFonts w:ascii="Cambria Math" w:hAnsi="Cambria Math"/>
+                      <w:sz w:val="24"/>
+                      <w:szCs w:val="24"/>
+                    </w:rPr>
+                    <m:t>R</m:t>
+                  </m:r>
+                  <m:ctrlPr>
+                    <w:rPr>
+                      <w:rFonts w:ascii="Cambria Math" w:hAnsi="Cambria Math"/>
+                      <w:i/>
+                      <w:sz w:val="24"/>
+                      <w:szCs w:val="24"/>
+                    </w:rPr>
+                  </m:ctrlPr>
+                </m:e>
+              </m:mr>
+              <m:mr>
+                <m:e>
+                  <m:sSup>
+                    <m:sSupPr>
+                      <m:ctrlPr>
+                        <w:rPr>
+                          <w:rFonts w:ascii="Cambria Math" w:hAnsi="Cambria Math"/>
+                          <w:i/>
+                          <w:sz w:val="24"/>
+                          <w:szCs w:val="24"/>
+                        </w:rPr>
+                      </m:ctrlPr>
+                    </m:sSupPr>
+                    <m:e>
+                      <m:r>
+                        <w:rPr>
+                          <w:rFonts w:ascii="Cambria Math" w:hAnsi="Cambria Math"/>
+                          <w:sz w:val="24"/>
+                          <w:szCs w:val="24"/>
+                        </w:rPr>
+                        <m:t>S</m:t>
+                      </m:r>
+                    </m:e>
+                    <m:sup>
+                      <m:d>
+                        <m:dPr>
+                          <m:ctrlPr>
+                            <w:rPr>
+                              <w:rFonts w:ascii="Cambria Math" w:hAnsi="Cambria Math"/>
+                              <w:i/>
+                              <w:sz w:val="24"/>
+                              <w:szCs w:val="24"/>
+                            </w:rPr>
+                          </m:ctrlPr>
+                        </m:dPr>
+                        <m:e>
+                          <m:r>
+                            <w:rPr>
+                              <w:rFonts w:ascii="Cambria Math" w:hAnsi="Cambria Math"/>
+                              <w:sz w:val="24"/>
+                              <w:szCs w:val="24"/>
+                            </w:rPr>
+                            <m:t>i</m:t>
+                          </m:r>
+                        </m:e>
+                      </m:d>
+                    </m:sup>
+                  </m:sSup>
+                  <m:d>
+                    <m:dPr>
+                      <m:begChr m:val="["/>
+                      <m:endChr m:val="]"/>
+                      <m:ctrlPr>
+                        <w:rPr>
+                          <w:rFonts w:ascii="Cambria Math" w:hAnsi="Cambria Math"/>
+                          <w:i/>
+                          <w:sz w:val="24"/>
+                          <w:szCs w:val="24"/>
+                        </w:rPr>
+                      </m:ctrlPr>
+                    </m:dPr>
+                    <m:e>
+                      <m:r>
+                        <w:rPr>
+                          <w:rFonts w:ascii="Cambria Math" w:hAnsi="Cambria Math"/>
+                          <w:sz w:val="24"/>
+                          <w:szCs w:val="24"/>
+                        </w:rPr>
+                        <m:t>f,t</m:t>
+                      </m:r>
+                    </m:e>
+                  </m:d>
+                  <m:ctrlPr>
+                    <w:rPr>
+                      <w:rFonts w:ascii="Cambria Math" w:hAnsi="Cambria Math"/>
+                      <w:i/>
+                      <w:sz w:val="24"/>
+                      <w:szCs w:val="24"/>
+                    </w:rPr>
+                  </m:ctrlPr>
+                </m:e>
+                <m:e>
+                  <m:r>
+                    <m:rPr>
+                      <m:nor/>
+                    </m:rPr>
+                    <w:rPr>
+                      <w:rFonts w:ascii="Cambria Math" w:hAnsi="Cambria Math"/>
+                      <w:sz w:val="24"/>
+                      <w:szCs w:val="24"/>
+                    </w:rPr>
+                    <m:t>otherwise</m:t>
+                  </m:r>
+                  <m:ctrlPr>
+                    <w:rPr>
+                      <w:rFonts w:ascii="Cambria Math" w:hAnsi="Cambria Math"/>
+                      <w:i/>
+                      <w:sz w:val="24"/>
+                      <w:szCs w:val="24"/>
+                    </w:rPr>
+                  </m:ctrlPr>
+                </m:e>
+              </m:mr>
+            </m:m>
+          </m:e>
+        </m:d>
       </m:oMath>
       <w:r>
         <w:rPr>
-          <w:sz w:val="24"/>
-          <w:szCs w:val="24"/>
-        </w:rPr>
-        <w:t xml:space="preserve">              </w:t>
+          <w:rFonts w:ascii="Cambria Math" w:hAnsi="Cambria Math"/>
+          <w:i/>
+          <w:sz w:val="24"/>
+          <w:szCs w:val="24"/>
+        </w:rPr>
+        <w:t xml:space="preserve">         </w:t>
+      </w:r>
+      <w:r>
+        <w:rPr>
+          <w:sz w:val="24"/>
+          <w:szCs w:val="24"/>
+        </w:rPr>
+        <w:t xml:space="preserve"> </w:t>
       </w:r>
       <w:r>
         <w:rPr>
@@ -4711,14 +4909,30 @@
             </m:ctrlPr>
           </m:sSubPr>
           <m:e>
-            <m:r>
-              <w:rPr>
-                <w:rFonts w:ascii="Cambria Math" w:hAnsi="Cambria Math"/>
-                <w:sz w:val="24"/>
-                <w:szCs w:val="24"/>
-              </w:rPr>
-              <m:t>̃</m:t>
-            </m:r>
+            <m:acc>
+              <m:accPr>
+                <m:chr m:val="̃"/>
+                <m:ctrlPr>
+                  <w:rPr>
+                    <w:rFonts w:ascii="Cambria Math" w:hAnsi="Cambria Math"/>
+                    <w:i/>
+                    <w:iCs/>
+                    <w:sz w:val="24"/>
+                    <w:szCs w:val="24"/>
+                  </w:rPr>
+                </m:ctrlPr>
+              </m:accPr>
+              <m:e>
+                <m:r>
+                  <w:rPr>
+                    <w:rFonts w:ascii="Cambria Math" w:hAnsi="Cambria Math"/>
+                    <w:sz w:val="24"/>
+                    <w:szCs w:val="24"/>
+                  </w:rPr>
+                  <m:t xml:space="preserve"> </m:t>
+                </m:r>
+              </m:e>
+            </m:acc>
           </m:e>
           <m:sub>
             <m:r>
@@ -5164,14 +5378,21 @@
             </m:ctrlPr>
           </m:sSubSupPr>
           <m:e>
-            <m:r>
-              <w:rPr>
-                <w:rFonts w:ascii="Cambria Math" w:hAnsi="Cambria Math"/>
-                <w:sz w:val="24"/>
-                <w:szCs w:val="24"/>
-              </w:rPr>
-              <m:t>̃</m:t>
-            </m:r>
+            <m:acc>
+              <m:accPr>
+                <m:chr m:val="̃"/>
+                <m:ctrlPr>
+                  <w:rPr>
+                    <w:rFonts w:ascii="Cambria Math" w:hAnsi="Cambria Math"/>
+                    <w:i/>
+                    <w:iCs/>
+                    <w:sz w:val="24"/>
+                    <w:szCs w:val="24"/>
+                  </w:rPr>
+                </m:ctrlPr>
+              </m:accPr>
+              <m:e/>
+            </m:acc>
           </m:e>
           <m:sub>
             <m:r>
@@ -5215,14 +5436,21 @@
             </m:ctrlPr>
           </m:sSubPr>
           <m:e>
-            <m:r>
-              <w:rPr>
-                <w:rFonts w:ascii="Cambria Math" w:hAnsi="Cambria Math"/>
-                <w:sz w:val="24"/>
-                <w:szCs w:val="24"/>
-              </w:rPr>
-              <m:t>̃</m:t>
-            </m:r>
+            <m:acc>
+              <m:accPr>
+                <m:chr m:val="̃"/>
+                <m:ctrlPr>
+                  <w:rPr>
+                    <w:rFonts w:ascii="Cambria Math" w:hAnsi="Cambria Math"/>
+                    <w:i/>
+                    <w:iCs/>
+                    <w:sz w:val="24"/>
+                    <w:szCs w:val="24"/>
+                  </w:rPr>
+                </m:ctrlPr>
+              </m:accPr>
+              <m:e/>
+            </m:acc>
           </m:e>
           <m:sub>
             <m:r>
